--- a/src/OpenXmlHtml.Tests/WordConvertToDocxTests.LinksAndImages.Net.verified.docx
+++ b/src/OpenXmlHtml.Tests/WordConvertToDocxTests.LinksAndImages.Net.verified.docx
@@ -23,6 +23,9 @@
       <w:r>
         <w:t xml:space="preserve">Company Logo</w:t>
       </w:r>
+      <w:r>
+        <w:t xml:space="preserve"> </w:t>
+      </w:r>
     </w:p>
     <w:p>
       <w:r>

--- a/src/OpenXmlHtml.Tests/WordConvertToDocxTests.LinksAndImages.Net.verified.docx
+++ b/src/OpenXmlHtml.Tests/WordConvertToDocxTests.LinksAndImages.Net.verified.docx
@@ -18,23 +18,12 @@
     </w:p>
     <w:p>
       <w:r>
-        <w:t xml:space="preserve"> </w:t>
-      </w:r>
-      <w:r>
         <w:t xml:space="preserve">Company Logo</w:t>
-      </w:r>
-      <w:r>
-        <w:t xml:space="preserve"> </w:t>
       </w:r>
     </w:p>
     <w:p>
       <w:r>
         <w:t xml:space="preserve">Figure 1: Logo</w:t>
-      </w:r>
-    </w:p>
-    <w:p>
-      <w:r>
-        <w:t xml:space="preserve"> </w:t>
       </w:r>
     </w:p>
     <w:sectPr>

--- a/src/OpenXmlHtml.Tests/WordConvertToDocxTests.LinksAndImages.Net.verified.docx
+++ b/src/OpenXmlHtml.Tests/WordConvertToDocxTests.LinksAndImages.Net.verified.docx
@@ -18,12 +18,23 @@
     </w:p>
     <w:p>
       <w:r>
+        <w:t xml:space="preserve"> </w:t>
+      </w:r>
+      <w:r>
         <w:t xml:space="preserve">Company Logo</w:t>
+      </w:r>
+      <w:r>
+        <w:t xml:space="preserve"> </w:t>
       </w:r>
     </w:p>
     <w:p>
       <w:r>
         <w:t xml:space="preserve">Figure 1: Logo</w:t>
+      </w:r>
+    </w:p>
+    <w:p>
+      <w:r>
+        <w:t xml:space="preserve"> </w:t>
       </w:r>
     </w:p>
     <w:sectPr>
